--- a/guides/ch10-study-guide.docx
+++ b/guides/ch10-study-guide.docx
@@ -54,7 +54,7 @@
     </w:p>
     <w:p>
       <w:r>
-        <w:t>Chapter 9 built the analytical engine; this chapter adds the formal apparatus and the proposal genre — the documents organizations use to commit serious resources. Your capstone feasibility study and its executive summary live here. Read with the Berry Dunn project in mind: every section of this guide maps to a section you will write.</w:t>
+        <w:t>Chapter 9 built the analytical engine; this chapter adds the formal apparatus and the proposal genre — the documents organizations use to commit serious resources. Your capstone feasibility study and its executive summary live here. Read with your own capstone project in mind: every section of this guide maps to a section you will write.</w:t>
       </w:r>
     </w:p>
     <w:p>
@@ -561,7 +561,7 @@
     </w:p>
     <w:p>
       <w:r>
-        <w:t>“The Berry Dunn municipal broadband feasibility study asked whether a city-owned fiber network can serve 12,400 households at sustainable cost. [situation: one sentence, the question itself] Our team analyzed municipal filings, comparable-city outcomes in four markets, and vendor cost models across three build scenarios. [methodology: one sentence, enough to establish method without narrating it] The study finds the network technically feasible on existing utility corridors; economically viable only under the phased build (Scenario B), which reaches break-even in year 7 at 42% take-rate — two comparable cities exceeded that rate in year 3; and operationally dependent on contracting network operations rather than building municipal capacity. [findings: three, compressed, each carrying its number — the pyramid’s second layer] We recommend Council approve Scenario B’s Phase 1 ($4.2M, 2,800 households) with the operations RFP issued concurrently, and defer the citywide commitment to the Phase 1 take-rate review in month 18. [recommendation: committed, dated, and BRANCHED — the feasible-with-conditions verdict from Chapter 9] Phase 1 bounds the city’s exposure while purchasing the one data point every comparable city wished it had bought first: real local demand. [conclusion: why this path, in one sentence that faces forward]”</w:t>
+        <w:t>“The Cedarview municipal broadband feasibility study asked whether a city-owned fiber network can serve 12,400 households at sustainable cost. [situation: one sentence, the question itself] Our team analyzed municipal filings, comparable-city outcomes in four markets, and vendor cost models across three build scenarios. [methodology: one sentence, enough to establish method without narrating it] The study finds the network technically feasible on existing utility corridors; economically viable only under the phased build (Scenario B), which reaches break-even in year 7 at 42% take-rate — two comparable cities exceeded that rate in year 3; and operationally dependent on contracting network operations rather than building municipal capacity. [findings: three, compressed, each carrying its number — the pyramid’s second layer] We recommend Council approve Scenario B’s Phase 1 ($4.2M, 2,800 households) with the operations RFP issued concurrently, and defer the citywide commitment to the Phase 1 take-rate review in month 18. [recommendation: committed, dated, and BRANCHED — the feasible-with-conditions verdict from Chapter 9] Phase 1 bounds the city’s exposure while purchasing the one data point every comparable city wished it had bought first: real local demand. [conclusion: why this path, in one sentence that faces forward]”</w:t>
       </w:r>
     </w:p>
     <w:p>
@@ -1968,7 +1968,7 @@
         <w:ind w:left="576"/>
       </w:pPr>
       <w:r>
-        <w:t>a) First, as an outline</w:t>
+        <w:t>a) Last — you cannot summarize what does not exist</w:t>
       </w:r>
     </w:p>
     <w:p>
@@ -1976,7 +1976,7 @@
         <w:ind w:left="576"/>
       </w:pPr>
       <w:r>
-        <w:t>b) Last — you cannot summarize what does not exist</w:t>
+        <w:t>b) First, as an outline</w:t>
       </w:r>
     </w:p>
     <w:p>
@@ -2016,7 +2016,7 @@
         <w:ind w:left="576"/>
       </w:pPr>
       <w:r>
-        <w:t>b) The furniture failure — sections summarized instead of the case</w:t>
+        <w:t>b) Required by APA</w:t>
       </w:r>
     </w:p>
     <w:p>
@@ -2024,7 +2024,7 @@
         <w:ind w:left="576"/>
       </w:pPr>
       <w:r>
-        <w:t>c) Required by APA</w:t>
+        <w:t>c) The furniture failure — sections summarized instead of the case</w:t>
       </w:r>
     </w:p>
     <w:p>
@@ -2096,7 +2096,7 @@
         <w:ind w:left="576"/>
       </w:pPr>
       <w:r>
-        <w:t>b) Absolute — evaluators score with checklists built on it</w:t>
+        <w:t>b) Only for government RFPs</w:t>
       </w:r>
     </w:p>
     <w:p>
@@ -2112,7 +2112,7 @@
         <w:ind w:left="576"/>
       </w:pPr>
       <w:r>
-        <w:t>d) Only for government RFPs</w:t>
+        <w:t>d) Absolute — evaluators score with checklists built on it</w:t>
       </w:r>
     </w:p>
     <w:p>
@@ -2128,7 +2128,7 @@
         <w:ind w:left="576"/>
       </w:pPr>
       <w:r>
-        <w:t>a) Costs to benefits</w:t>
+        <w:t>a) Every requirement to where it is addressed and the page number</w:t>
       </w:r>
     </w:p>
     <w:p>
@@ -2136,7 +2136,7 @@
         <w:ind w:left="576"/>
       </w:pPr>
       <w:r>
-        <w:t>b) Every requirement to where it is addressed and the page number</w:t>
+        <w:t>b) Costs to benefits</w:t>
       </w:r>
     </w:p>
     <w:p>
@@ -2176,7 +2176,7 @@
         <w:ind w:left="576"/>
       </w:pPr>
       <w:r>
-        <w:t>b) Evaluation and risks — named unprompted</w:t>
+        <w:t>b) The staffing bios</w:t>
       </w:r>
     </w:p>
     <w:p>
@@ -2184,7 +2184,7 @@
         <w:ind w:left="576"/>
       </w:pPr>
       <w:r>
-        <w:t>c) The staffing bios</w:t>
+        <w:t>c) Evaluation and risks — named unprompted</w:t>
       </w:r>
     </w:p>
     <w:p>
@@ -2256,7 +2256,7 @@
         <w:ind w:left="576"/>
       </w:pPr>
       <w:r>
-        <w:t>b) Justified where it stands</w:t>
+        <w:t>b) Rounded up</w:t>
       </w:r>
     </w:p>
     <w:p>
@@ -2272,7 +2272,7 @@
         <w:ind w:left="576"/>
       </w:pPr>
       <w:r>
-        <w:t>d) Rounded up</w:t>
+        <w:t>d) Justified where it stands</w:t>
       </w:r>
     </w:p>
     <w:p>
@@ -2288,7 +2288,7 @@
         <w:ind w:left="576"/>
       </w:pPr>
       <w:r>
-        <w:t>a) Rank above vendor material</w:t>
+        <w:t>a) Never bear load — trace to a real source or drop the claim</w:t>
       </w:r>
     </w:p>
     <w:p>
@@ -2296,7 +2296,7 @@
         <w:ind w:left="576"/>
       </w:pPr>
       <w:r>
-        <w:t>b) Never bear load — trace to a real source or drop the claim</w:t>
+        <w:t>b) Rank above vendor material</w:t>
       </w:r>
     </w:p>
     <w:p>
@@ -2336,7 +2336,7 @@
         <w:ind w:left="576"/>
       </w:pPr>
       <w:r>
-        <w:t>b) A citation — paraphrase transfers wording, not ownership</w:t>
+        <w:t>b) Quotation marks</w:t>
       </w:r>
     </w:p>
     <w:p>
@@ -2344,7 +2344,7 @@
         <w:ind w:left="576"/>
       </w:pPr>
       <w:r>
-        <w:t>c) Quotation marks</w:t>
+        <w:t>c) A citation — paraphrase transfers wording, not ownership</w:t>
       </w:r>
     </w:p>
     <w:p>
@@ -2416,7 +2416,7 @@
         <w:ind w:left="576"/>
       </w:pPr>
       <w:r>
-        <w:t>b) Layered by altitude: jargon-free summary, defined-terms body, full-fidelity appendix</w:t>
+        <w:t>b) Moved entirely to appendices</w:t>
       </w:r>
     </w:p>
     <w:p>
@@ -2432,7 +2432,7 @@
         <w:ind w:left="576"/>
       </w:pPr>
       <w:r>
-        <w:t>d) Moved entirely to appendices</w:t>
+        <w:t>d) Layered by altitude: jargon-free summary, defined-terms body, full-fidelity appendix</w:t>
       </w:r>
     </w:p>
     <w:p>
@@ -2448,7 +2448,7 @@
         <w:ind w:left="576"/>
       </w:pPr>
       <w:r>
-        <w:t>a) Typed carefully</w:t>
+        <w:t>a) Generated from heading styles — typed TOCs drift</w:t>
       </w:r>
     </w:p>
     <w:p>
@@ -2456,7 +2456,7 @@
         <w:ind w:left="576"/>
       </w:pPr>
       <w:r>
-        <w:t>b) Generated from heading styles — typed TOCs drift</w:t>
+        <w:t>b) Typed carefully</w:t>
       </w:r>
     </w:p>
     <w:p>
@@ -2496,7 +2496,7 @@
         <w:ind w:left="576"/>
       </w:pPr>
       <w:r>
-        <w:t>b) Integrity regimes protect process — a forgiven fabrication teaches gambling</w:t>
+        <w:t>b) The team missed the deadline</w:t>
       </w:r>
     </w:p>
     <w:p>
@@ -2504,7 +2504,7 @@
         <w:ind w:left="576"/>
       </w:pPr>
       <w:r>
-        <w:t>c) The team missed the deadline</w:t>
+        <w:t>c) Integrity regimes protect process — a forgiven fabrication teaches gambling</w:t>
       </w:r>
     </w:p>
     <w:p>
@@ -2533,7 +2533,7 @@
         <w:rPr>
           <w:b/>
         </w:rPr>
-        <w:t>1. b   2. b   3. b   4. b   5. b   6. b   7. b   8. b   9. b   10. b   11. b   12. b   13. b   14. b</w:t>
+        <w:t>1. a   2. c   3. b   4. d   5. a   6. c   7. b   8. d   9. a   10. c   11. b   12. d   13. a   14. c</w:t>
       </w:r>
     </w:p>
     <w:p>
@@ -2626,7 +2626,7 @@
     </w:p>
     <w:p>
       <w:r>
-        <w:t>Everything else in this course is conversation; this chapter is architecture. The formal report you write for the Berry Dunn study — like the proposals and studies you will write for employers — will be read by people who never attended a single meeting about it, years after everyone who did has changed jobs. That is the genre’s burden and its gift: the document must carry everything, and in exchange it carries YOU — your name on the title page of work that moved money, changed policy, or built the thing. Professionals keep copies of these documents the way craftsmen keep their best pieces, and interviewers ask about them by name. Build this one — the capstone — as if it belongs in that collection, because the habits you use on it are the ones you will have when the stakes are real. They are already forming. Form them on purpose.</w:t>
+        <w:t>Everything else in this course is conversation; this chapter is architecture. The formal report you write for your capstone study — like the proposals and studies you will write for employers — will be read by people who never attended a single meeting about it, years after everyone who did has changed jobs. That is the genre’s burden and its gift: the document must carry everything, and in exchange it carries YOU — your name on the title page of work that moved money, changed policy, or built the thing. Professionals keep copies of these documents the way craftsmen keep their best pieces, and interviewers ask about them by name. Build this one — the capstone — as if it belongs in that collection, because the habits you use on it are the ones you will have when the stakes are real. They are already forming. Form them on purpose.</w:t>
       </w:r>
     </w:p>
     <w:p>

--- a/guides/ch10-study-guide.docx
+++ b/guides/ch10-study-guide.docx
@@ -2715,7 +2715,7 @@
         <w:color w:val="5E6B64"/>
         <w:sz w:val="18"/>
       </w:rPr>
-      <w:t xml:space="preserve">BADM 225 Study Guide · Chapter 10  —  Page </w:t>
+      <w:t xml:space="preserve">© 2026 Derek D. Bussan · BADM 225 Study Guide · Chapter 10  —  Page </w:t>
     </w:r>
     <w:r>
       <w:rPr>
